--- a/Fase 2/Evidencias  Grupales/Imagenes del sistema ServiHos OK.docx
+++ b/Fase 2/Evidencias  Grupales/Imagenes del sistema ServiHos OK.docx
@@ -173,19 +173,11 @@
     </w:p>
     <w:p>
       <w:r>
-        <w:rPr>
-          <w:rFonts w:ascii="Calibri" w:hAnsi="Calibri" w:cs="Calibri"/>
-          <w:b/>
-          <w:bCs/>
-          <w:noProof/>
-          <w:color w:val="000000"/>
-          <w:bdr w:val="none" w:sz="0" w:space="0" w:color="auto" w:frame="1"/>
-        </w:rPr>
         <w:drawing>
-          <wp:inline distT="0" distB="0" distL="0" distR="0" wp14:anchorId="7A986FC0" wp14:editId="0F2D8A57">
-            <wp:extent cx="4381500" cy="2781300"/>
-            <wp:effectExtent l="0" t="0" r="0" b="0"/>
-            <wp:docPr id="5" name="Imagen 5"/>
+          <wp:inline distT="0" distB="0" distL="0" distR="0" wp14:anchorId="1025A497" wp14:editId="7C6A88C7">
+            <wp:extent cx="5612130" cy="3689985"/>
+            <wp:effectExtent l="0" t="0" r="7620" b="5715"/>
+            <wp:docPr id="2" name="Imagen 2"/>
             <wp:cNvGraphicFramePr>
               <a:graphicFrameLocks xmlns:a="http://schemas.openxmlformats.org/drawingml/2006/main" noChangeAspect="1"/>
             </wp:cNvGraphicFramePr>
@@ -193,36 +185,23 @@
               <a:graphicData uri="http://schemas.openxmlformats.org/drawingml/2006/picture">
                 <pic:pic xmlns:pic="http://schemas.openxmlformats.org/drawingml/2006/picture">
                   <pic:nvPicPr>
-                    <pic:cNvPr id="0" name="Picture 9"/>
-                    <pic:cNvPicPr>
-                      <a:picLocks noChangeAspect="1" noChangeArrowheads="1"/>
-                    </pic:cNvPicPr>
+                    <pic:cNvPr id="1" name=""/>
+                    <pic:cNvPicPr/>
                   </pic:nvPicPr>
                   <pic:blipFill>
-                    <a:blip r:embed="rId7" cstate="print">
-                      <a:extLst>
-                        <a:ext uri="{28A0092B-C50C-407E-A947-70E740481C1C}">
-                          <a14:useLocalDpi xmlns:a14="http://schemas.microsoft.com/office/drawing/2010/main" val="0"/>
-                        </a:ext>
-                      </a:extLst>
-                    </a:blip>
-                    <a:srcRect/>
+                    <a:blip r:embed="rId7"/>
                     <a:stretch>
                       <a:fillRect/>
                     </a:stretch>
                   </pic:blipFill>
-                  <pic:spPr bwMode="auto">
+                  <pic:spPr>
                     <a:xfrm>
                       <a:off x="0" y="0"/>
-                      <a:ext cx="4381500" cy="2781300"/>
+                      <a:ext cx="5612130" cy="3689985"/>
                     </a:xfrm>
                     <a:prstGeom prst="rect">
                       <a:avLst/>
                     </a:prstGeom>
-                    <a:noFill/>
-                    <a:ln>
-                      <a:noFill/>
-                    </a:ln>
                   </pic:spPr>
                 </pic:pic>
               </a:graphicData>
@@ -294,11 +273,9 @@
           <w:numId w:val="1"/>
         </w:numPr>
       </w:pPr>
-      <w:proofErr w:type="spellStart"/>
       <w:r>
         <w:t>Login</w:t>
       </w:r>
-      <w:proofErr w:type="spellEnd"/>
     </w:p>
     <w:p>
       <w:r>
@@ -722,15 +699,7 @@
         </w:numPr>
       </w:pPr>
       <w:r>
-        <w:t xml:space="preserve">Registro de </w:t>
-      </w:r>
-      <w:proofErr w:type="spellStart"/>
-      <w:r>
-        <w:t>subservicio</w:t>
-      </w:r>
-      <w:proofErr w:type="spellEnd"/>
-      <w:r>
-        <w:t xml:space="preserve"> ligado al servicio correspondiente</w:t>
+        <w:t>Registro de subservicio ligado al servicio correspondiente</w:t>
       </w:r>
     </w:p>
     <w:p>
@@ -787,15 +756,7 @@
         </w:numPr>
       </w:pPr>
       <w:r>
-        <w:t xml:space="preserve">Listado de </w:t>
-      </w:r>
-      <w:proofErr w:type="spellStart"/>
-      <w:r>
-        <w:t>subservicios</w:t>
-      </w:r>
-      <w:proofErr w:type="spellEnd"/>
-      <w:r>
-        <w:t xml:space="preserve"> registrados</w:t>
+        <w:t>Listado de subservicios registrados</w:t>
       </w:r>
     </w:p>
     <w:p>
@@ -887,15 +848,7 @@
         </w:numPr>
       </w:pPr>
       <w:r>
-        <w:t xml:space="preserve">Subida de archivo </w:t>
-      </w:r>
-      <w:proofErr w:type="spellStart"/>
-      <w:r>
-        <w:t>csv</w:t>
-      </w:r>
-      <w:proofErr w:type="spellEnd"/>
-      <w:r>
-        <w:t xml:space="preserve"> con usuarios de hospedería que fueron registrados con anterioridad</w:t>
+        <w:t>Subida de archivo csv con usuarios de hospedería que fueron registrados con anterioridad</w:t>
       </w:r>
     </w:p>
     <w:p>
@@ -1037,16 +990,7 @@
         </w:numPr>
       </w:pPr>
       <w:r>
-        <w:lastRenderedPageBreak/>
-        <w:t xml:space="preserve">Visualización antes de generar un reporte de conteo total de servicios y </w:t>
-      </w:r>
-      <w:proofErr w:type="spellStart"/>
-      <w:r>
-        <w:t>subservicios</w:t>
-      </w:r>
-      <w:proofErr w:type="spellEnd"/>
-      <w:r>
-        <w:t>, ya sea por margen de fechar o de ámbito general</w:t>
+        <w:t>Visualización antes de generar un reporte de conteo total de servicios y subservicios, ya sea por margen de fechar o de ámbito general</w:t>
       </w:r>
       <w:r>
         <w:t xml:space="preserve"> (ESTE PUEDE HACERLO TANTO ENCARGADO COMO ADMINISTRADOR)</w:t>
@@ -1106,13 +1050,8 @@
         </w:numPr>
       </w:pPr>
       <w:r>
-        <w:t xml:space="preserve">Generación de reporte en formato </w:t>
-      </w:r>
-      <w:proofErr w:type="spellStart"/>
-      <w:r>
-        <w:t>pdf</w:t>
-      </w:r>
-      <w:proofErr w:type="spellEnd"/>
+        <w:t>Generación de reporte en formato pdf</w:t>
+      </w:r>
     </w:p>
     <w:p>
       <w:pPr>
@@ -1198,7 +1137,6 @@
         </w:numPr>
       </w:pPr>
       <w:r>
-        <w:lastRenderedPageBreak/>
         <w:t>ENCARGADO</w:t>
       </w:r>
     </w:p>
@@ -1298,15 +1236,7 @@
         </w:numPr>
       </w:pPr>
       <w:r>
-        <w:t xml:space="preserve">Listado de usuarios previamente cargados por el </w:t>
-      </w:r>
-      <w:proofErr w:type="spellStart"/>
-      <w:r>
-        <w:t>csv</w:t>
-      </w:r>
-      <w:proofErr w:type="spellEnd"/>
-      <w:r>
-        <w:t xml:space="preserve"> que subio el administrador</w:t>
+        <w:t>Listado de usuarios previamente cargados por el csv que subio el administrador</w:t>
       </w:r>
     </w:p>
     <w:p>
@@ -1317,6 +1247,7 @@
         <w:rPr>
           <w:noProof/>
         </w:rPr>
+        <w:lastRenderedPageBreak/>
         <w:drawing>
           <wp:inline distT="0" distB="0" distL="0" distR="0" wp14:anchorId="097551AE" wp14:editId="7494321C">
             <wp:extent cx="5612130" cy="2656205"/>
@@ -1368,7 +1299,6 @@
         </w:numPr>
       </w:pPr>
       <w:r>
-        <w:lastRenderedPageBreak/>
         <w:t>Confirmación antes de eliminar un usuario de hospedería que ya fue registrado</w:t>
       </w:r>
     </w:p>
@@ -1462,6 +1392,7 @@
         <w:rPr>
           <w:noProof/>
         </w:rPr>
+        <w:lastRenderedPageBreak/>
         <w:drawing>
           <wp:inline distT="0" distB="0" distL="0" distR="0" wp14:anchorId="5F7E2DB5" wp14:editId="63850124">
             <wp:extent cx="5612130" cy="2668905"/>
@@ -1519,16 +1450,7 @@
         <w:ind w:left="360"/>
       </w:pPr>
       <w:r>
-        <w:lastRenderedPageBreak/>
-        <w:t xml:space="preserve">Se ve que pide que sea un </w:t>
-      </w:r>
-      <w:proofErr w:type="spellStart"/>
-      <w:r>
-        <w:t>rut</w:t>
-      </w:r>
-      <w:proofErr w:type="spellEnd"/>
-      <w:r>
-        <w:t xml:space="preserve"> </w:t>
+        <w:t xml:space="preserve">Se ve que pide que sea un rut </w:t>
       </w:r>
     </w:p>
     <w:p>
@@ -1584,6 +1506,7 @@
         <w:rPr>
           <w:noProof/>
         </w:rPr>
+        <w:lastRenderedPageBreak/>
         <w:drawing>
           <wp:inline distT="0" distB="0" distL="0" distR="0" wp14:anchorId="0EBC1348" wp14:editId="1C407D20">
             <wp:extent cx="5612130" cy="3666490"/>
@@ -1655,7 +1578,6 @@
         </w:numPr>
       </w:pPr>
       <w:r>
-        <w:lastRenderedPageBreak/>
         <w:t>Perfil de usuario de hospedería registrado</w:t>
       </w:r>
     </w:p>
@@ -1718,23 +1640,7 @@
         </w:numPr>
       </w:pPr>
       <w:r>
-        <w:t xml:space="preserve">Registrar ingreso con selección de los servicios y </w:t>
-      </w:r>
-      <w:proofErr w:type="spellStart"/>
-      <w:r>
-        <w:t>subservicios</w:t>
-      </w:r>
-      <w:proofErr w:type="spellEnd"/>
-      <w:r>
-        <w:t xml:space="preserve"> requeridos (pernoctación es de carácter obligatorio) y si selección uno y/o ambos </w:t>
-      </w:r>
-      <w:proofErr w:type="spellStart"/>
-      <w:r>
-        <w:t>subservicios</w:t>
-      </w:r>
-      <w:proofErr w:type="spellEnd"/>
-      <w:r>
-        <w:t xml:space="preserve"> de Asistencia Ambulatoria de realiza una observación en caso de requerir algún medicamento, el cual se almacena para la futura escalabilidad del sistema.</w:t>
+        <w:t>Registrar ingreso con selección de los servicios y subservicios requeridos (pernoctación es de carácter obligatorio) y si selección uno y/o ambos subservicios de Asistencia Ambulatoria de realiza una observación en caso de requerir algún medicamento, el cual se almacena para la futura escalabilidad del sistema.</w:t>
       </w:r>
     </w:p>
     <w:p>
@@ -1811,7 +1717,6 @@
         </w:numPr>
       </w:pPr>
       <w:r>
-        <w:lastRenderedPageBreak/>
         <w:t>Perfil de usuario de hospedería ya ingresado a la hospedería con los datos actualizados</w:t>
       </w:r>
     </w:p>
@@ -1823,6 +1728,7 @@
         <w:rPr>
           <w:noProof/>
         </w:rPr>
+        <w:lastRenderedPageBreak/>
         <w:drawing>
           <wp:inline distT="0" distB="0" distL="0" distR="0" wp14:anchorId="7DA7CADC" wp14:editId="6C1C615C">
             <wp:extent cx="5612130" cy="4921885"/>
@@ -1919,24 +1825,7 @@
         </w:numPr>
       </w:pPr>
       <w:r>
-        <w:lastRenderedPageBreak/>
-        <w:t>Actualización de servicios/</w:t>
-      </w:r>
-      <w:proofErr w:type="spellStart"/>
-      <w:r>
-        <w:t>subservicios</w:t>
-      </w:r>
-      <w:proofErr w:type="spellEnd"/>
-      <w:r>
-        <w:t xml:space="preserve"> de usuario de hospedería </w:t>
-      </w:r>
-      <w:proofErr w:type="spellStart"/>
-      <w:r>
-        <w:t>ingresador</w:t>
-      </w:r>
-      <w:proofErr w:type="spellEnd"/>
-      <w:r>
-        <w:t xml:space="preserve"> en el día</w:t>
+        <w:t>Actualización de servicios/subservicios de usuario de hospedería ingresador en el día</w:t>
       </w:r>
     </w:p>
     <w:p>
@@ -1947,6 +1836,7 @@
         <w:rPr>
           <w:noProof/>
         </w:rPr>
+        <w:lastRenderedPageBreak/>
         <w:drawing>
           <wp:inline distT="0" distB="0" distL="0" distR="0" wp14:anchorId="416742AF" wp14:editId="3175FAFB">
             <wp:extent cx="3686689" cy="6182588"/>
@@ -2018,16 +1908,7 @@
         </w:numPr>
       </w:pPr>
       <w:r>
-        <w:lastRenderedPageBreak/>
-        <w:t>Historial de los servicios/</w:t>
-      </w:r>
-      <w:proofErr w:type="spellStart"/>
-      <w:r>
-        <w:t>subservicios</w:t>
-      </w:r>
-      <w:proofErr w:type="spellEnd"/>
-      <w:r>
-        <w:t xml:space="preserve"> del usuario de hospedería previa generación de reporte</w:t>
+        <w:t>Historial de los servicios/subservicios del usuario de hospedería previa generación de reporte</w:t>
       </w:r>
     </w:p>
     <w:p>
@@ -2038,6 +1919,7 @@
         <w:rPr>
           <w:noProof/>
         </w:rPr>
+        <w:lastRenderedPageBreak/>
         <w:drawing>
           <wp:inline distT="0" distB="0" distL="0" distR="0" wp14:anchorId="12ABA4E1" wp14:editId="73A86869">
             <wp:extent cx="5612130" cy="2673985"/>
@@ -2169,7 +2051,6 @@
         </w:numPr>
       </w:pPr>
       <w:r>
-        <w:lastRenderedPageBreak/>
         <w:t>Visualización previa generación de reporte con fechas asignadas</w:t>
       </w:r>
     </w:p>
@@ -2181,6 +2062,7 @@
         <w:rPr>
           <w:noProof/>
         </w:rPr>
+        <w:lastRenderedPageBreak/>
         <w:drawing>
           <wp:inline distT="0" distB="0" distL="0" distR="0" wp14:anchorId="17B02B1D" wp14:editId="494E691C">
             <wp:extent cx="5612130" cy="5612130"/>
@@ -2251,24 +2133,7 @@
         </w:numPr>
       </w:pPr>
       <w:r>
-        <w:lastRenderedPageBreak/>
-        <w:t xml:space="preserve">Generación de archivo </w:t>
-      </w:r>
-      <w:proofErr w:type="spellStart"/>
-      <w:r>
-        <w:t>pdf</w:t>
-      </w:r>
-      <w:proofErr w:type="spellEnd"/>
-      <w:r>
-        <w:t xml:space="preserve"> de los servicios/</w:t>
-      </w:r>
-      <w:proofErr w:type="spellStart"/>
-      <w:r>
-        <w:t>subservicios</w:t>
-      </w:r>
-      <w:proofErr w:type="spellEnd"/>
-      <w:r>
-        <w:t xml:space="preserve"> del usuario de hospedería</w:t>
+        <w:t>Generación de archivo pdf de los servicios/subservicios del usuario de hospedería</w:t>
       </w:r>
     </w:p>
     <w:p>
@@ -2279,6 +2144,7 @@
         <w:rPr>
           <w:noProof/>
         </w:rPr>
+        <w:lastRenderedPageBreak/>
         <w:drawing>
           <wp:inline distT="0" distB="0" distL="0" distR="0" wp14:anchorId="62CB2B30" wp14:editId="4CCB5405">
             <wp:extent cx="5612130" cy="2679065"/>
@@ -2325,15 +2191,7 @@
         </w:numPr>
       </w:pPr>
       <w:r>
-        <w:t xml:space="preserve">Al presionar el botón de reporte te </w:t>
-      </w:r>
-      <w:proofErr w:type="spellStart"/>
-      <w:r>
-        <w:t>dirigira</w:t>
-      </w:r>
-      <w:proofErr w:type="spellEnd"/>
-      <w:r>
-        <w:t xml:space="preserve"> a poder generar el reporte general (es el mismo que realiza el administrador)</w:t>
+        <w:t>Al presionar el botón de reporte te dirigira a poder generar el reporte general (es el mismo que realiza el administrador)</w:t>
       </w:r>
     </w:p>
     <w:p>

--- a/Fase 2/Evidencias  Grupales/Imagenes del sistema ServiHos OK.docx
+++ b/Fase 2/Evidencias  Grupales/Imagenes del sistema ServiHos OK.docx
@@ -17,20 +17,13 @@
     <w:p>
       <w:pPr>
         <w:pStyle w:val="NormalWeb"/>
-        <w:numPr>
-          <w:ilvl w:val="0"/>
-          <w:numId w:val="1"/>
-        </w:numPr>
-      </w:pPr>
-      <w:r>
-        <w:rPr>
-          <w:noProof/>
-        </w:rPr>
+      </w:pPr>
+      <w:r>
         <w:drawing>
-          <wp:inline distT="0" distB="0" distL="0" distR="0" wp14:anchorId="5474B601" wp14:editId="7466C240">
-            <wp:extent cx="5612130" cy="4808220"/>
-            <wp:effectExtent l="0" t="0" r="7620" b="0"/>
-            <wp:docPr id="13" name="Imagen 13"/>
+          <wp:inline distT="0" distB="0" distL="0" distR="0" wp14:anchorId="589F8FE3" wp14:editId="093F1D06">
+            <wp:extent cx="6194425" cy="3466579"/>
+            <wp:effectExtent l="0" t="0" r="0" b="635"/>
+            <wp:docPr id="6" name="Imagen 6"/>
             <wp:cNvGraphicFramePr>
               <a:graphicFrameLocks xmlns:a="http://schemas.openxmlformats.org/drawingml/2006/main" noChangeAspect="1"/>
             </wp:cNvGraphicFramePr>
@@ -38,36 +31,23 @@
               <a:graphicData uri="http://schemas.openxmlformats.org/drawingml/2006/picture">
                 <pic:pic xmlns:pic="http://schemas.openxmlformats.org/drawingml/2006/picture">
                   <pic:nvPicPr>
-                    <pic:cNvPr id="0" name="Picture 1"/>
-                    <pic:cNvPicPr>
-                      <a:picLocks noChangeAspect="1" noChangeArrowheads="1"/>
-                    </pic:cNvPicPr>
+                    <pic:cNvPr id="1" name=""/>
+                    <pic:cNvPicPr/>
                   </pic:nvPicPr>
                   <pic:blipFill>
-                    <a:blip r:embed="rId5" cstate="print">
-                      <a:extLst>
-                        <a:ext uri="{28A0092B-C50C-407E-A947-70E740481C1C}">
-                          <a14:useLocalDpi xmlns:a14="http://schemas.microsoft.com/office/drawing/2010/main" val="0"/>
-                        </a:ext>
-                      </a:extLst>
-                    </a:blip>
-                    <a:srcRect/>
+                    <a:blip r:embed="rId5"/>
                     <a:stretch>
                       <a:fillRect/>
                     </a:stretch>
                   </pic:blipFill>
-                  <pic:spPr bwMode="auto">
+                  <pic:spPr>
                     <a:xfrm>
                       <a:off x="0" y="0"/>
-                      <a:ext cx="5612130" cy="4808220"/>
+                      <a:ext cx="6209051" cy="3474764"/>
                     </a:xfrm>
                     <a:prstGeom prst="rect">
                       <a:avLst/>
                     </a:prstGeom>
-                    <a:noFill/>
-                    <a:ln>
-                      <a:noFill/>
-                    </a:ln>
                   </pic:spPr>
                 </pic:pic>
               </a:graphicData>
@@ -76,6 +56,11 @@
         </w:drawing>
       </w:r>
     </w:p>
+    <w:p/>
+    <w:p/>
+    <w:p/>
+    <w:p/>
+    <w:p/>
     <w:p/>
     <w:p/>
     <w:p/>
@@ -173,6 +158,9 @@
     </w:p>
     <w:p>
       <w:r>
+        <w:rPr>
+          <w:noProof/>
+        </w:rPr>
         <w:drawing>
           <wp:inline distT="0" distB="0" distL="0" distR="0" wp14:anchorId="1025A497" wp14:editId="7C6A88C7">
             <wp:extent cx="5612130" cy="3689985"/>
@@ -273,9 +261,11 @@
           <w:numId w:val="1"/>
         </w:numPr>
       </w:pPr>
+      <w:proofErr w:type="spellStart"/>
       <w:r>
         <w:t>Login</w:t>
       </w:r>
+      <w:proofErr w:type="spellEnd"/>
     </w:p>
     <w:p>
       <w:r>
@@ -699,7 +689,15 @@
         </w:numPr>
       </w:pPr>
       <w:r>
-        <w:t>Registro de subservicio ligado al servicio correspondiente</w:t>
+        <w:t xml:space="preserve">Registro de </w:t>
+      </w:r>
+      <w:proofErr w:type="spellStart"/>
+      <w:r>
+        <w:t>subservicio</w:t>
+      </w:r>
+      <w:proofErr w:type="spellEnd"/>
+      <w:r>
+        <w:t xml:space="preserve"> ligado al servicio correspondiente</w:t>
       </w:r>
     </w:p>
     <w:p>
@@ -756,7 +754,15 @@
         </w:numPr>
       </w:pPr>
       <w:r>
-        <w:t>Listado de subservicios registrados</w:t>
+        <w:t xml:space="preserve">Listado de </w:t>
+      </w:r>
+      <w:proofErr w:type="spellStart"/>
+      <w:r>
+        <w:t>subservicios</w:t>
+      </w:r>
+      <w:proofErr w:type="spellEnd"/>
+      <w:r>
+        <w:t xml:space="preserve"> registrados</w:t>
       </w:r>
     </w:p>
     <w:p>
@@ -848,7 +854,15 @@
         </w:numPr>
       </w:pPr>
       <w:r>
-        <w:t>Subida de archivo csv con usuarios de hospedería que fueron registrados con anterioridad</w:t>
+        <w:t xml:space="preserve">Subida de archivo </w:t>
+      </w:r>
+      <w:proofErr w:type="spellStart"/>
+      <w:r>
+        <w:t>csv</w:t>
+      </w:r>
+      <w:proofErr w:type="spellEnd"/>
+      <w:r>
+        <w:t xml:space="preserve"> con usuarios de hospedería que fueron registrados con anterioridad</w:t>
       </w:r>
     </w:p>
     <w:p>
@@ -990,7 +1004,15 @@
         </w:numPr>
       </w:pPr>
       <w:r>
-        <w:t>Visualización antes de generar un reporte de conteo total de servicios y subservicios, ya sea por margen de fechar o de ámbito general</w:t>
+        <w:t xml:space="preserve">Visualización antes de generar un reporte de conteo total de servicios y </w:t>
+      </w:r>
+      <w:proofErr w:type="spellStart"/>
+      <w:r>
+        <w:t>subservicios</w:t>
+      </w:r>
+      <w:proofErr w:type="spellEnd"/>
+      <w:r>
+        <w:t>, ya sea por margen de fechar o de ámbito general</w:t>
       </w:r>
       <w:r>
         <w:t xml:space="preserve"> (ESTE PUEDE HACERLO TANTO ENCARGADO COMO ADMINISTRADOR)</w:t>
@@ -1050,8 +1072,13 @@
         </w:numPr>
       </w:pPr>
       <w:r>
-        <w:t>Generación de reporte en formato pdf</w:t>
-      </w:r>
+        <w:t xml:space="preserve">Generación de reporte en formato </w:t>
+      </w:r>
+      <w:proofErr w:type="spellStart"/>
+      <w:r>
+        <w:t>pdf</w:t>
+      </w:r>
+      <w:proofErr w:type="spellEnd"/>
     </w:p>
     <w:p>
       <w:pPr>
@@ -1236,7 +1263,15 @@
         </w:numPr>
       </w:pPr>
       <w:r>
-        <w:t>Listado de usuarios previamente cargados por el csv que subio el administrador</w:t>
+        <w:t xml:space="preserve">Listado de usuarios previamente cargados por el </w:t>
+      </w:r>
+      <w:proofErr w:type="spellStart"/>
+      <w:r>
+        <w:t>csv</w:t>
+      </w:r>
+      <w:proofErr w:type="spellEnd"/>
+      <w:r>
+        <w:t xml:space="preserve"> que subio el administrador</w:t>
       </w:r>
     </w:p>
     <w:p>
@@ -1450,7 +1485,15 @@
         <w:ind w:left="360"/>
       </w:pPr>
       <w:r>
-        <w:t xml:space="preserve">Se ve que pide que sea un rut </w:t>
+        <w:t xml:space="preserve">Se ve que pide que sea un </w:t>
+      </w:r>
+      <w:proofErr w:type="spellStart"/>
+      <w:r>
+        <w:t>rut</w:t>
+      </w:r>
+      <w:proofErr w:type="spellEnd"/>
+      <w:r>
+        <w:t xml:space="preserve"> </w:t>
       </w:r>
     </w:p>
     <w:p>
@@ -1640,7 +1683,23 @@
         </w:numPr>
       </w:pPr>
       <w:r>
-        <w:t>Registrar ingreso con selección de los servicios y subservicios requeridos (pernoctación es de carácter obligatorio) y si selección uno y/o ambos subservicios de Asistencia Ambulatoria de realiza una observación en caso de requerir algún medicamento, el cual se almacena para la futura escalabilidad del sistema.</w:t>
+        <w:t xml:space="preserve">Registrar ingreso con selección de los servicios y </w:t>
+      </w:r>
+      <w:proofErr w:type="spellStart"/>
+      <w:r>
+        <w:t>subservicios</w:t>
+      </w:r>
+      <w:proofErr w:type="spellEnd"/>
+      <w:r>
+        <w:t xml:space="preserve"> requeridos (pernoctación es de carácter obligatorio) y si selección uno y/o ambos </w:t>
+      </w:r>
+      <w:proofErr w:type="spellStart"/>
+      <w:r>
+        <w:t>subservicios</w:t>
+      </w:r>
+      <w:proofErr w:type="spellEnd"/>
+      <w:r>
+        <w:t xml:space="preserve"> de Asistencia Ambulatoria de realiza una observación en caso de requerir algún medicamento, el cual se almacena para la futura escalabilidad del sistema.</w:t>
       </w:r>
     </w:p>
     <w:p>
@@ -1825,7 +1884,23 @@
         </w:numPr>
       </w:pPr>
       <w:r>
-        <w:t>Actualización de servicios/subservicios de usuario de hospedería ingresador en el día</w:t>
+        <w:t>Actualización de servicios/</w:t>
+      </w:r>
+      <w:proofErr w:type="spellStart"/>
+      <w:r>
+        <w:t>subservicios</w:t>
+      </w:r>
+      <w:proofErr w:type="spellEnd"/>
+      <w:r>
+        <w:t xml:space="preserve"> de usuario de hospedería </w:t>
+      </w:r>
+      <w:proofErr w:type="spellStart"/>
+      <w:r>
+        <w:t>ingresador</w:t>
+      </w:r>
+      <w:proofErr w:type="spellEnd"/>
+      <w:r>
+        <w:t xml:space="preserve"> en el día</w:t>
       </w:r>
     </w:p>
     <w:p>
@@ -1908,7 +1983,15 @@
         </w:numPr>
       </w:pPr>
       <w:r>
-        <w:t>Historial de los servicios/subservicios del usuario de hospedería previa generación de reporte</w:t>
+        <w:t>Historial de los servicios/</w:t>
+      </w:r>
+      <w:proofErr w:type="spellStart"/>
+      <w:r>
+        <w:t>subservicios</w:t>
+      </w:r>
+      <w:proofErr w:type="spellEnd"/>
+      <w:r>
+        <w:t xml:space="preserve"> del usuario de hospedería previa generación de reporte</w:t>
       </w:r>
     </w:p>
     <w:p>
@@ -2133,7 +2216,23 @@
         </w:numPr>
       </w:pPr>
       <w:r>
-        <w:t>Generación de archivo pdf de los servicios/subservicios del usuario de hospedería</w:t>
+        <w:t xml:space="preserve">Generación de archivo </w:t>
+      </w:r>
+      <w:proofErr w:type="spellStart"/>
+      <w:r>
+        <w:t>pdf</w:t>
+      </w:r>
+      <w:proofErr w:type="spellEnd"/>
+      <w:r>
+        <w:t xml:space="preserve"> de los servicios/</w:t>
+      </w:r>
+      <w:proofErr w:type="spellStart"/>
+      <w:r>
+        <w:t>subservicios</w:t>
+      </w:r>
+      <w:proofErr w:type="spellEnd"/>
+      <w:r>
+        <w:t xml:space="preserve"> del usuario de hospedería</w:t>
       </w:r>
     </w:p>
     <w:p>
@@ -2191,7 +2290,15 @@
         </w:numPr>
       </w:pPr>
       <w:r>
-        <w:t>Al presionar el botón de reporte te dirigira a poder generar el reporte general (es el mismo que realiza el administrador)</w:t>
+        <w:t xml:space="preserve">Al presionar el botón de reporte te </w:t>
+      </w:r>
+      <w:proofErr w:type="spellStart"/>
+      <w:r>
+        <w:t>dirigira</w:t>
+      </w:r>
+      <w:proofErr w:type="spellEnd"/>
+      <w:r>
+        <w:t xml:space="preserve"> a poder generar el reporte general (es el mismo que realiza el administrador)</w:t>
       </w:r>
     </w:p>
     <w:p>
